--- a/content/Bios/David_Letofsky.docx
+++ b/content/Bios/David_Letofsky.docx
@@ -1,186 +1,8 @@
 
 <file path=word/document.xml><?xml version="1.0" encoding="utf-8"?>
-<w:document xmlns:w14="http://schemas.microsoft.com/office/word/2010/wordml" xmlns:wp14="http://schemas.microsoft.com/office/word/2010/wordprocessingDrawing" xmlns:w="http://schemas.openxmlformats.org/wordprocessingml/2006/main" xmlns:m="http://schemas.openxmlformats.org/officeDocument/2006/math" xmlns:r="http://schemas.openxmlformats.org/officeDocument/2006/relationships" xmlns:o="urn:schemas-microsoft-com:office:office" xmlns:v="urn:schemas-microsoft-com:vml" xmlns:w10="urn:schemas-microsoft-com:office:word" xmlns:a="http://schemas.openxmlformats.org/drawingml/2006/main" xmlns:pic="http://schemas.openxmlformats.org/drawingml/2006/picture" xmlns:wp="http://schemas.openxmlformats.org/drawingml/2006/wordprocessingDrawing" xmlns:mc="http://schemas.openxmlformats.org/markup-compatibility/2006" mc:Ignorable="w14 wp14">
+<w:document xmlns:ns1="http://schemas.openxmlformats.org/markup-compatibility/2006" xmlns:ns2="http://schemas.microsoft.com/office/word/2010/wordml" xmlns:w="http://schemas.openxmlformats.org/wordprocessingml/2006/main" ns1:Ignorable="w14 wp14">
   <w:body>
-    <w:p xmlns:wp14="http://schemas.microsoft.com/office/word/2010/wordml" wp14:textId="77777777">
-      <w:pPr>
-        <w:pStyle w:val="FirstParagraph"/>
-      </w:pPr>
-      <w:r>
-        <w:rPr/>
-        <w:t>Hall of Fame Inductee Dave Letofsky – Aurora, Colorado</w:t>
-      </w:r>
-      <w:r>
-        <w:rPr/>
-        <w:t xml:space="preserve"> </w:t>
-      </w:r>
-      <w:r>
-        <w:rPr/>
-        <w:t>An</w:t>
-      </w:r>
-      <w:r>
-        <w:rPr/>
-        <w:t xml:space="preserve"> Aurora baseball pioneer along with his twin brother Mert, Dave Letofsky coached from the</w:t>
-      </w:r>
-      <w:r>
-        <w:rPr/>
-        <w:t xml:space="preserve"> </w:t>
-      </w:r>
-      <w:r>
-        <w:rPr/>
-        <w:t xml:space="preserve">pee wee level to American Legion level, winning </w:t>
-      </w:r>
-      <w:r>
-        <w:rPr/>
-        <w:t>numerous</w:t>
-      </w:r>
-      <w:r>
-        <w:rPr/>
-        <w:t xml:space="preserve"> league, district, regional and state</w:t>
-      </w:r>
-      <w:r>
-        <w:rPr/>
-        <w:t xml:space="preserve"> </w:t>
-      </w:r>
-      <w:r>
-        <w:rPr/>
-        <w:t>titles along the way. Dave was instrumental in forming youth leagues throughout Aurora and</w:t>
-      </w:r>
-      <w:r>
-        <w:rPr/>
-        <w:t xml:space="preserve"> </w:t>
-      </w:r>
-      <w:r>
-        <w:rPr/>
-        <w:t>organizing programs for youngsters in the Denver area.</w:t>
-      </w:r>
-      <w:r>
-        <w:rPr/>
-        <w:t xml:space="preserve"> </w:t>
-      </w:r>
-      <w:r>
-        <w:rPr/>
-        <w:t xml:space="preserve">Dave coached his three sons — Jeff, </w:t>
-      </w:r>
-      <w:r>
-        <w:rPr/>
-        <w:t>Larry</w:t>
-      </w:r>
-      <w:r>
-        <w:rPr/>
-        <w:t xml:space="preserve"> and Brian — from the Jaycees level through</w:t>
-      </w:r>
-      <w:r>
-        <w:rPr/>
-        <w:t xml:space="preserve"> </w:t>
-      </w:r>
-      <w:r>
-        <w:rPr/>
-        <w:t>American Legion baseball. All three ended up having successful college athletic careers. Dave</w:t>
-      </w:r>
-      <w:r>
-        <w:rPr/>
-        <w:t xml:space="preserve"> </w:t>
-      </w:r>
-      <w:r>
-        <w:rPr/>
-        <w:t>also was very instrumental in coaching basketball and football teams throughout Aurora,</w:t>
-      </w:r>
-      <w:r>
-        <w:rPr/>
-        <w:t xml:space="preserve"> </w:t>
-      </w:r>
-      <w:r>
-        <w:rPr/>
-        <w:t>although his first love was baseball. “Big Dave” as he was known to all of those who played</w:t>
-      </w:r>
-      <w:r>
-        <w:rPr/>
-        <w:t xml:space="preserve"> </w:t>
-      </w:r>
-      <w:r>
-        <w:rPr/>
-        <w:t>for him was a huge influence in the lives of countless young players.</w:t>
-      </w:r>
-      <w:r>
-        <w:rPr/>
-        <w:t xml:space="preserve"> </w:t>
-      </w:r>
-      <w:r>
-        <w:rPr/>
-        <w:t>Dave also made a name for himself as an umpire, running his own umpire organization and</w:t>
-      </w:r>
-      <w:r>
-        <w:rPr/>
-        <w:t xml:space="preserve"> </w:t>
-      </w:r>
-      <w:r>
-        <w:rPr/>
-        <w:t>officiating at every level, from state high school championships to NCAA Division I regionals.</w:t>
-      </w:r>
-      <w:r>
-        <w:rPr/>
-        <w:t xml:space="preserve"> </w:t>
-      </w:r>
-      <w:r>
-        <w:rPr/>
-        <w:t>Dave was named as an alternate to the College World Staff a number of times.</w:t>
-      </w:r>
-      <w:r>
-        <w:rPr/>
-        <w:t xml:space="preserve"> He also was a</w:t>
-      </w:r>
-      <w:r>
-        <w:rPr/>
-        <w:t xml:space="preserve"> </w:t>
-      </w:r>
-      <w:r>
-        <w:rPr/>
-        <w:t xml:space="preserve">high-level softball umpire, </w:t>
-      </w:r>
-      <w:r>
-        <w:rPr/>
-        <w:t>working</w:t>
-      </w:r>
-      <w:r>
-        <w:rPr/>
-        <w:t xml:space="preserve"> national fastpitch tournaments around the country.</w:t>
-      </w:r>
-      <w:r>
-        <w:rPr/>
-        <w:t xml:space="preserve"> </w:t>
-      </w:r>
-      <w:r>
-        <w:rPr/>
-        <w:t>Dave passed away in 2008 and has a wife, LaVerne, and six children, three daughters and</w:t>
-      </w:r>
-      <w:r>
-        <w:rPr/>
-        <w:t xml:space="preserve"> </w:t>
-      </w:r>
-      <w:r>
-        <w:rPr/>
-        <w:t>three sons.</w:t>
-      </w:r>
-    </w:p>
-    <w:p>
-      <w:pPr>
-        <w:pStyle w:val="BodyText"/>
-      </w:pPr>
-    </w:p>
-    <w:p>
-      <w:pPr>
-        <w:pStyle w:val="Title"/>
-      </w:pPr>
-      <w:r>
-        <w:rPr>
-          <w:noProof w:val="0"/>
-          <w:lang w:val="en-US"/>
-        </w:rPr>
-        <w:t>Revised Biography: Dave Letofsky</w:t>
-      </w:r>
-    </w:p>
-    <w:p>
+    <w:p ns2:paraId="3AA01E3B" ns2:textId="312BE077">
       <w:pPr>
         <w:pStyle w:val="Subtitle"/>
         <w:rPr/>
@@ -193,7 +15,7 @@
         <w:t>Hall of Fame Inductee – Aurora, Colorado</w:t>
       </w:r>
     </w:p>
-    <w:p>
+    <w:p ns2:paraId="58D998EA" ns2:textId="624D793A">
       <w:pPr>
         <w:spacing w:before="0" w:beforeAutospacing="off" w:after="0" w:afterAutospacing="off" w:line="300" w:lineRule="auto"/>
         <w:rPr>
@@ -307,7 +129,7 @@
         <w:t xml:space="preserve"> league, district, regional and state titles.</w:t>
       </w:r>
     </w:p>
-    <w:p>
+    <w:p ns2:paraId="172A996E" ns2:textId="1B277B64">
       <w:pPr>
         <w:spacing w:before="0" w:beforeAutospacing="off" w:after="0" w:afterAutospacing="off" w:line="300" w:lineRule="auto"/>
         <w:rPr>
@@ -365,7 +187,7 @@
         <w:t xml:space="preserve"> and Brian — from the Jaycees level through American Legion competition, with all three later enjoying successful college athletic careers.</w:t>
       </w:r>
     </w:p>
-    <w:p>
+    <w:p ns2:paraId="0F9492B0" ns2:textId="0E3AB077">
       <w:pPr>
         <w:spacing w:before="0" w:beforeAutospacing="off" w:after="0" w:afterAutospacing="off" w:line="300" w:lineRule="auto"/>
         <w:rPr>
@@ -395,7 +217,7 @@
         <w:t>Although baseball was his greatest passion, Dave also made significant contributions in basketball and football, coaching teams throughout Aurora. Known affectionately as “Big Dave,” he became an influential mentor to countless young players whose lives were shaped by his steady guidance and generous spirit.</w:t>
       </w:r>
     </w:p>
-    <w:p>
+    <w:p ns2:paraId="3279EFA5" ns2:textId="6D48FC8D">
       <w:pPr>
         <w:spacing w:before="0" w:beforeAutospacing="off" w:after="0" w:afterAutospacing="off" w:line="300" w:lineRule="auto"/>
         <w:rPr>
@@ -509,7 +331,7 @@
         <w:t xml:space="preserve"> national fastpitch tournaments across the country.</w:t>
       </w:r>
     </w:p>
-    <w:p>
+    <w:p ns2:paraId="59066A02" ns2:textId="16C4B230">
       <w:pPr>
         <w:spacing w:before="0" w:beforeAutospacing="off" w:after="0" w:afterAutospacing="off" w:line="300" w:lineRule="auto"/>
         <w:rPr>
@@ -595,7 +417,7 @@
         <w:t xml:space="preserve"> and love for the game.</w:t>
       </w:r>
     </w:p>
-    <w:p>
+    <w:p ns2:paraId="53437FB9" ns2:textId="44B9229F">
       <w:pPr>
         <w:pStyle w:val="BodyText"/>
       </w:pPr>
